--- a/resources/templates/KETERANGAN BIASA.docx
+++ b/resources/templates/KETERANGAN BIASA.docx
@@ -13,10 +13,9 @@
       </w:pPr>
       <w:r>
         <w:rPr>
-          <w:rFonts w:ascii="Arial" w:hAnsi="Arial" w:cs="Arial"/>
           <w:noProof/>
         </w:rPr>
-        <w:pict w14:anchorId="6CEF766C">
+        <w:pict w14:anchorId="4EABD7B5">
           <v:shapetype id="_x0000_t75" coordsize="21600,21600" o:spt="75" o:preferrelative="t" path="m@4@5l@4@11@9@11@9@5xe" filled="f" stroked="f">
             <v:stroke joinstyle="miter"/>
             <v:formulas>
@@ -36,7 +35,7 @@
             <v:path o:extrusionok="f" gradientshapeok="t" o:connecttype="rect"/>
             <o:lock v:ext="edit" aspectratio="t"/>
           </v:shapetype>
-          <v:shape id="_x0000_s1030" type="#_x0000_t75" style="position:absolute;left:0;text-align:left;margin-left:5.45pt;margin-top:-.45pt;width:56.3pt;height:62.6pt;z-index:2">
+          <v:shape id="Picture 1" o:spid="_x0000_s1031" type="#_x0000_t75" alt="Logo Kabupaten Malang" style="position:absolute;left:0;text-align:left;margin-left:3.75pt;margin-top:-.45pt;width:60.75pt;height:67.5pt;z-index:1;visibility:visible;mso-wrap-style:square;mso-position-horizontal-relative:text;mso-position-vertical-relative:text;mso-width-relative:page;mso-height-relative:page">
             <v:imagedata r:id="rId6" o:title="Logo Kabupaten Malang"/>
           </v:shape>
         </w:pict>
@@ -141,7 +140,7 @@
           <w:noProof/>
         </w:rPr>
         <w:pict w14:anchorId="399F002D">
-          <v:line id="_x0000_s1027" style="position:absolute;z-index:1" from="3.75pt,13.35pt" to="494.6pt,13.35pt" strokeweight="4.5pt">
+          <v:line id="_x0000_s1027" style="position:absolute;z-index:2" from="3.75pt,13.35pt" to="494.6pt,13.35pt" strokeweight="4.5pt">
             <v:stroke linestyle="thickThin"/>
           </v:line>
         </w:pict>
@@ -868,15 +867,7 @@
                 <w:sz w:val="24"/>
                 <w:szCs w:val="24"/>
               </w:rPr>
-              <w:t>Status</w:t>
-            </w:r>
-            <w:r>
-              <w:rPr>
-                <w:rFonts w:ascii="Arial" w:hAnsi="Arial" w:cs="Arial"/>
-                <w:sz w:val="24"/>
-                <w:szCs w:val="24"/>
-              </w:rPr>
-              <w:t xml:space="preserve"> </w:t>
+              <w:t xml:space="preserve">Status </w:t>
             </w:r>
             <w:proofErr w:type="spellStart"/>
             <w:r>
@@ -1918,14 +1909,7 @@
           <w:rFonts w:ascii="Arial" w:hAnsi="Arial" w:cs="Arial"/>
           <w:b/>
         </w:rPr>
-        <w:t>}}</w:t>
-      </w:r>
-      <w:r>
-        <w:rPr>
-          <w:rFonts w:ascii="Arial" w:hAnsi="Arial" w:cs="Arial"/>
-          <w:b/>
-        </w:rPr>
-        <w:t>.</w:t>
+        <w:t>}}.</w:t>
       </w:r>
     </w:p>
     <w:p>
